--- a/policies/general/AI-Acceptable-Use-Policy.docx
+++ b/policies/general/AI-Acceptable-Use-Policy.docx
@@ -59,7 +59,7 @@
           <w:color w:val="666666"/>
           <w:sz w:val="20"/>
         </w:rPr>
-        <w:t>Free to use</w:t>
+        <w:t>Free to use, fork, and adapt at [github.com/sortedsol/Open-IT-Policy-Library](https://github.com/sortedsol/Open-IT-Policy-Library)</w:t>
       </w:r>
     </w:p>
     <w:p>

--- a/policies/general/AI-Acceptable-Use-Policy.docx
+++ b/policies/general/AI-Acceptable-Use-Policy.docx
@@ -59,7 +59,28 @@
           <w:color w:val="666666"/>
           <w:sz w:val="20"/>
         </w:rPr>
-        <w:t>Free to use, fork, and adapt at [github.com/sortedsol/Open-IT-Policy-Library](https://github.com/sortedsol/Open-IT-Policy-Library)</w:t>
+        <w:t xml:space="preserve">Free to use, fork, and adapt at </w:t>
+      </w:r>
+      <w:hyperlink r:id="rId11">
+        <w:r>
+          <w:rPr>
+            <w:rFonts w:ascii="Arial" w:hAnsi="Arial"/>
+            <w:sz w:val="20"/>
+            <w:color w:val="2B579A"/>
+            <w:u w:val="single"/>
+            <w:i/>
+          </w:rPr>
+          <w:t xml:space="preserve">github.com/sortedsol/Open-IT-Policy-Library</w:t>
+        </w:r>
+      </w:hyperlink>
+      <w:r>
+        <w:rPr>
+          <w:rFonts w:ascii="Arial" w:hAnsi="Arial"/>
+          <w:b w:val="0"/>
+          <w:i/>
+          <w:color w:val="666666"/>
+          <w:sz w:val="20"/>
+        </w:rPr>
       </w:r>
     </w:p>
     <w:p>

--- a/policies/general/AI-Acceptable-Use-Policy.docx
+++ b/policies/general/AI-Acceptable-Use-Policy.docx
@@ -822,40 +822,64 @@
         <w:spacing w:before="40" w:after="40"/>
       </w:pPr>
     </w:p>
+    <w:tbl>
+      <w:tblPr>
+        <w:jc w:val="center"/>
+        <w:tblLook w:firstColumn="1" w:firstRow="1" w:lastColumn="0" w:lastRow="0" w:noHBand="0" w:noVBand="1" w:val="04A0"/>
+        <w:tblW w:w="9360" w:type="dxa"/>
+      </w:tblPr>
+      <w:tblGrid>
+        <w:gridCol w:w="9360"/>
+      </w:tblGrid>
+      <w:tr>
+        <w:tc>
+          <w:tcPr>
+            <w:tcW w:type="dxa" w:w="9360"/>
+            <w:shd w:fill="E8F4E8" w:val="clear"/>
+            <w:tcBorders>
+              <w:left w:val="single" w:sz="24" w:space="0" w:color="2E7D32"/>
+              <w:top w:val="single" w:sz="4" w:space="0" w:color="E8F4E8"/>
+              <w:bottom w:val="single" w:sz="4" w:space="0" w:color="E8F4E8"/>
+              <w:right w:val="single" w:sz="4" w:space="0" w:color="E8F4E8"/>
+            </w:tcBorders>
+          </w:tcPr>
+          <w:p>
+            <w:pPr>
+              <w:spacing w:before="80" w:after="120"/>
+            </w:pPr>
+            <w:r>
+              <w:rPr>
+                <w:rFonts w:ascii="Arial" w:hAnsi="Arial"/>
+                <w:b/>
+                <w:i w:val="0"/>
+                <w:color w:val="2E7D32"/>
+                <w:sz w:val="21"/>
+              </w:rPr>
+              <w:t>Company administrators</w:t>
+            </w:r>
+          </w:p>
+          <w:p>
+            <w:pPr>
+              <w:spacing w:before="40" w:after="40"/>
+            </w:pPr>
+            <w:r>
+              <w:rPr>
+                <w:rFonts w:ascii="Arial" w:hAnsi="Arial"/>
+                <w:b w:val="0"/>
+                <w:i w:val="0"/>
+                <w:color w:val="333333"/>
+                <w:sz w:val="20"/>
+              </w:rPr>
+              <w:t>Update this table to match your actual subscriptions. A tool is only Tier 1 if your company has the specific license that includes enterprise data protections and IT has set it up and approved it.</w:t>
+            </w:r>
+          </w:p>
+        </w:tc>
+      </w:tr>
+    </w:tbl>
     <w:p>
       <w:pPr>
-        <w:spacing w:before="120" w:after="120"/>
-        <w:ind w:left="360"/>
-      </w:pPr>
-      <w:r>
-        <w:rPr>
-          <w:rFonts w:ascii="Arial" w:hAnsi="Arial"/>
-          <w:b w:val="0"/>
-          <w:i/>
-          <w:color w:val="666666"/>
-          <w:sz w:val="20"/>
-        </w:rPr>
-      </w:r>
-      <w:r>
-        <w:rPr>
-          <w:rFonts w:ascii="Arial" w:hAnsi="Arial"/>
-          <w:b/>
-          <w:i w:val="0"/>
-          <w:color w:val="666666"/>
-          <w:sz w:val="20"/>
-        </w:rPr>
-        <w:t>Company administrators:</w:t>
-      </w:r>
-      <w:r>
-        <w:rPr>
-          <w:rFonts w:ascii="Arial" w:hAnsi="Arial"/>
-          <w:b w:val="0"/>
-          <w:i/>
-          <w:color w:val="666666"/>
-          <w:sz w:val="20"/>
-        </w:rPr>
-        <w:t xml:space="preserve"> Update this table to match your actual subscriptions. A tool is only Tier 1 if your company has the specific license that includes enterprise data protections and IT has set it up and approved it.</w:t>
-      </w:r>
+        <w:spacing w:before="40" w:after="40"/>
+      </w:pPr>
     </w:p>
     <w:p>
       <w:pPr>
@@ -1895,184 +1919,244 @@
         <w:t xml:space="preserve"> If AI-generated output is going into a client deliverable, informing a business decision, or being shared outside the company, a qualified person must review it first.</w:t>
       </w:r>
     </w:p>
+    <w:tbl>
+      <w:tblPr>
+        <w:jc w:val="center"/>
+        <w:tblLook w:firstColumn="1" w:firstRow="1" w:lastColumn="0" w:lastRow="0" w:noHBand="0" w:noVBand="1" w:val="04A0"/>
+        <w:tblW w:w="9360" w:type="dxa"/>
+      </w:tblPr>
+      <w:tblGrid>
+        <w:gridCol w:w="9360"/>
+      </w:tblGrid>
+      <w:tr>
+        <w:tc>
+          <w:tcPr>
+            <w:tcW w:type="dxa" w:w="9360"/>
+            <w:shd w:fill="E8F4E8" w:val="clear"/>
+            <w:tcBorders>
+              <w:left w:val="single" w:sz="24" w:space="0" w:color="2E7D32"/>
+              <w:top w:val="single" w:sz="4" w:space="0" w:color="E8F4E8"/>
+              <w:bottom w:val="single" w:sz="4" w:space="0" w:color="E8F4E8"/>
+              <w:right w:val="single" w:sz="4" w:space="0" w:color="E8F4E8"/>
+            </w:tcBorders>
+          </w:tcPr>
+          <w:p>
+            <w:pPr>
+              <w:spacing w:before="80" w:after="120"/>
+            </w:pPr>
+            <w:r>
+              <w:rPr>
+                <w:rFonts w:ascii="Arial" w:hAnsi="Arial"/>
+                <w:b/>
+                <w:i w:val="0"/>
+                <w:color w:val="2E7D32"/>
+                <w:sz w:val="21"/>
+              </w:rPr>
+              <w:t>Company administrators</w:t>
+            </w:r>
+          </w:p>
+          <w:p>
+            <w:pPr>
+              <w:spacing w:before="40" w:after="40"/>
+            </w:pPr>
+            <w:r>
+              <w:rPr>
+                <w:rFonts w:ascii="Arial" w:hAnsi="Arial"/>
+                <w:b w:val="0"/>
+                <w:i w:val="0"/>
+                <w:color w:val="333333"/>
+                <w:sz w:val="20"/>
+              </w:rPr>
+              <w:t>Define your review requirements based on your industry and risk tolerance. At a minimum, consider this framework:</w:t>
+            </w:r>
+          </w:p>
+          <w:p>
+            <w:pPr>
+              <w:spacing w:before="40" w:after="40"/>
+              <w:ind w:left="360" w:hanging="216"/>
+            </w:pPr>
+            <w:r>
+              <w:rPr>
+                <w:rFonts w:ascii="Arial" w:hAnsi="Arial"/>
+                <w:b w:val="0"/>
+                <w:i w:val="0"/>
+                <w:color w:val="333333"/>
+                <w:sz w:val="20"/>
+              </w:rPr>
+              <w:t xml:space="preserve">• </w:t>
+            </w:r>
+            <w:r>
+              <w:rPr>
+                <w:rFonts w:ascii="Arial" w:hAnsi="Arial"/>
+                <w:b w:val="0"/>
+                <w:i w:val="0"/>
+                <w:color w:val="333333"/>
+                <w:sz w:val="20"/>
+              </w:rPr>
+            </w:r>
+            <w:r>
+              <w:rPr>
+                <w:rFonts w:ascii="Arial" w:hAnsi="Arial"/>
+                <w:b/>
+                <w:i w:val="0"/>
+                <w:color w:val="333333"/>
+                <w:sz w:val="20"/>
+              </w:rPr>
+              <w:t>Internal and informal use</w:t>
+            </w:r>
+            <w:r>
+              <w:rPr>
+                <w:rFonts w:ascii="Arial" w:hAnsi="Arial"/>
+                <w:b w:val="0"/>
+                <w:i w:val="0"/>
+                <w:color w:val="333333"/>
+                <w:sz w:val="20"/>
+              </w:rPr>
+              <w:t xml:space="preserve"> (brainstorming, internal memos, research summaries): Check for factual accuracy before relying on the output.</w:t>
+            </w:r>
+          </w:p>
+          <w:p>
+            <w:pPr>
+              <w:spacing w:before="40" w:after="40"/>
+              <w:ind w:left="360" w:hanging="216"/>
+            </w:pPr>
+            <w:r>
+              <w:rPr>
+                <w:rFonts w:ascii="Arial" w:hAnsi="Arial"/>
+                <w:b w:val="0"/>
+                <w:i w:val="0"/>
+                <w:color w:val="333333"/>
+                <w:sz w:val="20"/>
+              </w:rPr>
+              <w:t xml:space="preserve">• </w:t>
+            </w:r>
+            <w:r>
+              <w:rPr>
+                <w:rFonts w:ascii="Arial" w:hAnsi="Arial"/>
+                <w:b w:val="0"/>
+                <w:i w:val="0"/>
+                <w:color w:val="333333"/>
+                <w:sz w:val="20"/>
+              </w:rPr>
+            </w:r>
+            <w:r>
+              <w:rPr>
+                <w:rFonts w:ascii="Arial" w:hAnsi="Arial"/>
+                <w:b/>
+                <w:i w:val="0"/>
+                <w:color w:val="333333"/>
+                <w:sz w:val="20"/>
+              </w:rPr>
+              <w:t>Client-facing deliverables</w:t>
+            </w:r>
+            <w:r>
+              <w:rPr>
+                <w:rFonts w:ascii="Arial" w:hAnsi="Arial"/>
+                <w:b w:val="0"/>
+                <w:i w:val="0"/>
+                <w:color w:val="333333"/>
+                <w:sz w:val="20"/>
+              </w:rPr>
+              <w:t xml:space="preserve"> (reports, presentations, proposals): Have a manager or senior team member review before delivery.</w:t>
+            </w:r>
+          </w:p>
+          <w:p>
+            <w:pPr>
+              <w:spacing w:before="40" w:after="40"/>
+              <w:ind w:left="360" w:hanging="216"/>
+            </w:pPr>
+            <w:r>
+              <w:rPr>
+                <w:rFonts w:ascii="Arial" w:hAnsi="Arial"/>
+                <w:b w:val="0"/>
+                <w:i w:val="0"/>
+                <w:color w:val="333333"/>
+                <w:sz w:val="20"/>
+              </w:rPr>
+              <w:t xml:space="preserve">• </w:t>
+            </w:r>
+            <w:r>
+              <w:rPr>
+                <w:rFonts w:ascii="Arial" w:hAnsi="Arial"/>
+                <w:b w:val="0"/>
+                <w:i w:val="0"/>
+                <w:color w:val="333333"/>
+                <w:sz w:val="20"/>
+              </w:rPr>
+            </w:r>
+            <w:r>
+              <w:rPr>
+                <w:rFonts w:ascii="Arial" w:hAnsi="Arial"/>
+                <w:b/>
+                <w:i w:val="0"/>
+                <w:color w:val="333333"/>
+                <w:sz w:val="20"/>
+              </w:rPr>
+              <w:t>Technical or compliance-sensitive work</w:t>
+            </w:r>
+            <w:r>
+              <w:rPr>
+                <w:rFonts w:ascii="Arial" w:hAnsi="Arial"/>
+                <w:b w:val="0"/>
+                <w:i w:val="0"/>
+                <w:color w:val="333333"/>
+                <w:sz w:val="20"/>
+              </w:rPr>
+              <w:t xml:space="preserve"> (financial analysis, regulatory filings, legal-adjacent content): Have a qualified subject matter expert review before it goes out.</w:t>
+            </w:r>
+          </w:p>
+          <w:p>
+            <w:pPr>
+              <w:spacing w:before="40" w:after="40"/>
+              <w:ind w:left="360" w:hanging="216"/>
+            </w:pPr>
+            <w:r>
+              <w:rPr>
+                <w:rFonts w:ascii="Arial" w:hAnsi="Arial"/>
+                <w:b w:val="0"/>
+                <w:i w:val="0"/>
+                <w:color w:val="333333"/>
+                <w:sz w:val="20"/>
+              </w:rPr>
+              <w:t xml:space="preserve">• </w:t>
+            </w:r>
+            <w:r>
+              <w:rPr>
+                <w:rFonts w:ascii="Arial" w:hAnsi="Arial"/>
+                <w:b w:val="0"/>
+                <w:i w:val="0"/>
+                <w:color w:val="333333"/>
+                <w:sz w:val="20"/>
+              </w:rPr>
+            </w:r>
+            <w:r>
+              <w:rPr>
+                <w:rFonts w:ascii="Arial" w:hAnsi="Arial"/>
+                <w:b/>
+                <w:i w:val="0"/>
+                <w:color w:val="333333"/>
+                <w:sz w:val="20"/>
+              </w:rPr>
+              <w:t>Documents requiring signatures or certifications:</w:t>
+            </w:r>
+            <w:r>
+              <w:rPr>
+                <w:rFonts w:ascii="Arial" w:hAnsi="Arial"/>
+                <w:b w:val="0"/>
+                <w:i w:val="0"/>
+                <w:color w:val="333333"/>
+                <w:sz w:val="20"/>
+              </w:rPr>
+              <w:t xml:space="preserve"> The responsible party must independently verify any AI-assisted content.</w:t>
+            </w:r>
+          </w:p>
+        </w:tc>
+      </w:tr>
+    </w:tbl>
     <w:p>
       <w:pPr>
-        <w:spacing w:before="80" w:after="80"/>
-        <w:ind w:left="360"/>
-      </w:pPr>
-      <w:r>
-        <w:rPr>
-          <w:rFonts w:ascii="Arial" w:hAnsi="Arial"/>
-          <w:b w:val="0"/>
-          <w:i/>
-          <w:color w:val="666666"/>
-          <w:sz w:val="20"/>
-        </w:rPr>
-      </w:r>
-      <w:r>
-        <w:rPr>
-          <w:rFonts w:ascii="Arial" w:hAnsi="Arial"/>
-          <w:b/>
-          <w:i w:val="0"/>
-          <w:color w:val="666666"/>
-          <w:sz w:val="20"/>
-        </w:rPr>
-        <w:t>Companies:</w:t>
-      </w:r>
-      <w:r>
-        <w:rPr>
-          <w:rFonts w:ascii="Arial" w:hAnsi="Arial"/>
-          <w:b w:val="0"/>
-          <w:i/>
-          <w:color w:val="666666"/>
-          <w:sz w:val="20"/>
-        </w:rPr>
-        <w:t xml:space="preserve"> Define your review requirements based on your industry and risk tolerance. At a minimum, consider this framework:</w:t>
-      </w:r>
-    </w:p>
-    <w:p>
-      <w:pPr>
-        <w:pStyle w:val="ListBullet"/>
         <w:spacing w:before="40" w:after="40"/>
-        <w:ind w:left="1080"/>
-      </w:pPr>
-      <w:r>
-        <w:rPr>
-          <w:rFonts w:ascii="Arial" w:hAnsi="Arial"/>
-          <w:b w:val="0"/>
-          <w:i/>
-          <w:color w:val="666666"/>
-          <w:sz w:val="20"/>
-        </w:rPr>
-      </w:r>
-      <w:r>
-        <w:rPr>
-          <w:rFonts w:ascii="Arial" w:hAnsi="Arial"/>
-          <w:b/>
-          <w:i w:val="0"/>
-          <w:color w:val="666666"/>
-          <w:sz w:val="20"/>
-        </w:rPr>
-        <w:t>Internal and informal use</w:t>
-      </w:r>
-      <w:r>
-        <w:rPr>
-          <w:rFonts w:ascii="Arial" w:hAnsi="Arial"/>
-          <w:b w:val="0"/>
-          <w:i/>
-          <w:color w:val="666666"/>
-          <w:sz w:val="20"/>
-        </w:rPr>
-        <w:t xml:space="preserve"> (brainstorming, internal memos, research summaries): Check for factual accuracy before relying on the output.</w:t>
-      </w:r>
-    </w:p>
-    <w:p>
-      <w:pPr>
-        <w:pStyle w:val="ListBullet"/>
-        <w:spacing w:before="40" w:after="40"/>
-        <w:ind w:left="1080"/>
-      </w:pPr>
-      <w:r>
-        <w:rPr>
-          <w:rFonts w:ascii="Arial" w:hAnsi="Arial"/>
-          <w:b w:val="0"/>
-          <w:i/>
-          <w:color w:val="666666"/>
-          <w:sz w:val="20"/>
-        </w:rPr>
-      </w:r>
-      <w:r>
-        <w:rPr>
-          <w:rFonts w:ascii="Arial" w:hAnsi="Arial"/>
-          <w:b/>
-          <w:i w:val="0"/>
-          <w:color w:val="666666"/>
-          <w:sz w:val="20"/>
-        </w:rPr>
-        <w:t>Client-facing deliverables</w:t>
-      </w:r>
-      <w:r>
-        <w:rPr>
-          <w:rFonts w:ascii="Arial" w:hAnsi="Arial"/>
-          <w:b w:val="0"/>
-          <w:i/>
-          <w:color w:val="666666"/>
-          <w:sz w:val="20"/>
-        </w:rPr>
-        <w:t xml:space="preserve"> (reports, presentations, proposals): Have a manager or senior team member review before delivery.</w:t>
-      </w:r>
-    </w:p>
-    <w:p>
-      <w:pPr>
-        <w:pStyle w:val="ListBullet"/>
-        <w:spacing w:before="40" w:after="40"/>
-        <w:ind w:left="1080"/>
-      </w:pPr>
-      <w:r>
-        <w:rPr>
-          <w:rFonts w:ascii="Arial" w:hAnsi="Arial"/>
-          <w:b w:val="0"/>
-          <w:i/>
-          <w:color w:val="666666"/>
-          <w:sz w:val="20"/>
-        </w:rPr>
-      </w:r>
-      <w:r>
-        <w:rPr>
-          <w:rFonts w:ascii="Arial" w:hAnsi="Arial"/>
-          <w:b/>
-          <w:i w:val="0"/>
-          <w:color w:val="666666"/>
-          <w:sz w:val="20"/>
-        </w:rPr>
-        <w:t>Technical or compliance-sensitive work</w:t>
-      </w:r>
-      <w:r>
-        <w:rPr>
-          <w:rFonts w:ascii="Arial" w:hAnsi="Arial"/>
-          <w:b w:val="0"/>
-          <w:i/>
-          <w:color w:val="666666"/>
-          <w:sz w:val="20"/>
-        </w:rPr>
-        <w:t xml:space="preserve"> (financial analysis, regulatory filings, legal-adjacent content): Have a qualified subject matter expert review before it goes out.</w:t>
-      </w:r>
-    </w:p>
-    <w:p>
-      <w:pPr>
-        <w:pStyle w:val="ListBullet"/>
-        <w:spacing w:before="40" w:after="40"/>
-        <w:ind w:left="1080"/>
-      </w:pPr>
-      <w:r>
-        <w:rPr>
-          <w:rFonts w:ascii="Arial" w:hAnsi="Arial"/>
-          <w:b w:val="0"/>
-          <w:i/>
-          <w:color w:val="666666"/>
-          <w:sz w:val="20"/>
-        </w:rPr>
-      </w:r>
-      <w:r>
-        <w:rPr>
-          <w:rFonts w:ascii="Arial" w:hAnsi="Arial"/>
-          <w:b/>
-          <w:i w:val="0"/>
-          <w:color w:val="666666"/>
-          <w:sz w:val="20"/>
-        </w:rPr>
-        <w:t>Documents requiring signatures or certifications:</w:t>
-      </w:r>
-      <w:r>
-        <w:rPr>
-          <w:rFonts w:ascii="Arial" w:hAnsi="Arial"/>
-          <w:b w:val="0"/>
-          <w:i/>
-          <w:color w:val="666666"/>
-          <w:sz w:val="20"/>
-        </w:rPr>
-        <w:t xml:space="preserve"> The responsible party must independently verify any AI-assisted content.</w:t>
-      </w:r>
+      </w:pPr>
     </w:p>
     <w:p>
       <w:pPr>
@@ -2841,40 +2925,64 @@
         <w:t xml:space="preserve"> Reporting quickly is not punished — waiting to report it creates legal risk.</w:t>
       </w:r>
     </w:p>
+    <w:tbl>
+      <w:tblPr>
+        <w:jc w:val="center"/>
+        <w:tblLook w:firstColumn="1" w:firstRow="1" w:lastColumn="0" w:lastRow="0" w:noHBand="0" w:noVBand="1" w:val="04A0"/>
+        <w:tblW w:w="9360" w:type="dxa"/>
+      </w:tblPr>
+      <w:tblGrid>
+        <w:gridCol w:w="9360"/>
+      </w:tblGrid>
+      <w:tr>
+        <w:tc>
+          <w:tcPr>
+            <w:tcW w:type="dxa" w:w="9360"/>
+            <w:shd w:fill="E8F4E8" w:val="clear"/>
+            <w:tcBorders>
+              <w:left w:val="single" w:sz="24" w:space="0" w:color="2E7D32"/>
+              <w:top w:val="single" w:sz="4" w:space="0" w:color="E8F4E8"/>
+              <w:bottom w:val="single" w:sz="4" w:space="0" w:color="E8F4E8"/>
+              <w:right w:val="single" w:sz="4" w:space="0" w:color="E8F4E8"/>
+            </w:tcBorders>
+          </w:tcPr>
+          <w:p>
+            <w:pPr>
+              <w:spacing w:before="80" w:after="120"/>
+            </w:pPr>
+            <w:r>
+              <w:rPr>
+                <w:rFonts w:ascii="Arial" w:hAnsi="Arial"/>
+                <w:b/>
+                <w:i w:val="0"/>
+                <w:color w:val="2E7D32"/>
+                <w:sz w:val="21"/>
+              </w:rPr>
+              <w:t>Company administrators</w:t>
+            </w:r>
+          </w:p>
+          <w:p>
+            <w:pPr>
+              <w:spacing w:before="40" w:after="40"/>
+            </w:pPr>
+            <w:r>
+              <w:rPr>
+                <w:rFonts w:ascii="Arial" w:hAnsi="Arial"/>
+                <w:b w:val="0"/>
+                <w:i w:val="0"/>
+                <w:color w:val="333333"/>
+                <w:sz w:val="20"/>
+              </w:rPr>
+              <w:t>Insert your actual IT contact method above.</w:t>
+            </w:r>
+          </w:p>
+        </w:tc>
+      </w:tr>
+    </w:tbl>
     <w:p>
       <w:pPr>
-        <w:spacing w:before="120" w:after="120"/>
-        <w:ind w:left="360"/>
-      </w:pPr>
-      <w:r>
-        <w:rPr>
-          <w:rFonts w:ascii="Arial" w:hAnsi="Arial"/>
-          <w:b w:val="0"/>
-          <w:i/>
-          <w:color w:val="666666"/>
-          <w:sz w:val="20"/>
-        </w:rPr>
-      </w:r>
-      <w:r>
-        <w:rPr>
-          <w:rFonts w:ascii="Arial" w:hAnsi="Arial"/>
-          <w:b/>
-          <w:i w:val="0"/>
-          <w:color w:val="666666"/>
-          <w:sz w:val="20"/>
-        </w:rPr>
-        <w:t>Companies:</w:t>
-      </w:r>
-      <w:r>
-        <w:rPr>
-          <w:rFonts w:ascii="Arial" w:hAnsi="Arial"/>
-          <w:b w:val="0"/>
-          <w:i/>
-          <w:color w:val="666666"/>
-          <w:sz w:val="20"/>
-        </w:rPr>
-        <w:t xml:space="preserve"> Insert your actual IT contact method above.</w:t>
-      </w:r>
+        <w:spacing w:before="40" w:after="40"/>
+      </w:pPr>
     </w:p>
     <w:p>
       <w:pPr>
@@ -3193,40 +3301,64 @@
         <w:t>12. Training</w:t>
       </w:r>
     </w:p>
+    <w:tbl>
+      <w:tblPr>
+        <w:jc w:val="center"/>
+        <w:tblLook w:firstColumn="1" w:firstRow="1" w:lastColumn="0" w:lastRow="0" w:noHBand="0" w:noVBand="1" w:val="04A0"/>
+        <w:tblW w:w="9360" w:type="dxa"/>
+      </w:tblPr>
+      <w:tblGrid>
+        <w:gridCol w:w="9360"/>
+      </w:tblGrid>
+      <w:tr>
+        <w:tc>
+          <w:tcPr>
+            <w:tcW w:type="dxa" w:w="9360"/>
+            <w:shd w:fill="E8F4E8" w:val="clear"/>
+            <w:tcBorders>
+              <w:left w:val="single" w:sz="24" w:space="0" w:color="2E7D32"/>
+              <w:top w:val="single" w:sz="4" w:space="0" w:color="E8F4E8"/>
+              <w:bottom w:val="single" w:sz="4" w:space="0" w:color="E8F4E8"/>
+              <w:right w:val="single" w:sz="4" w:space="0" w:color="E8F4E8"/>
+            </w:tcBorders>
+          </w:tcPr>
+          <w:p>
+            <w:pPr>
+              <w:spacing w:before="80" w:after="120"/>
+            </w:pPr>
+            <w:r>
+              <w:rPr>
+                <w:rFonts w:ascii="Arial" w:hAnsi="Arial"/>
+                <w:b/>
+                <w:i w:val="0"/>
+                <w:color w:val="2E7D32"/>
+                <w:sz w:val="21"/>
+              </w:rPr>
+              <w:t>Company administrators</w:t>
+            </w:r>
+          </w:p>
+          <w:p>
+            <w:pPr>
+              <w:spacing w:before="40" w:after="40"/>
+            </w:pPr>
+            <w:r>
+              <w:rPr>
+                <w:rFonts w:ascii="Arial" w:hAnsi="Arial"/>
+                <w:b w:val="0"/>
+                <w:i w:val="0"/>
+                <w:color w:val="333333"/>
+                <w:sz w:val="20"/>
+              </w:rPr>
+              <w:t>Consider requiring a short training session on this policy and your approved AI tools before giving staff access to Tier 1 or Tier 2 tools. An annual re-acknowledgment of this policy is a good idea. Training doesn't need to be complicated — a 30-minute walkthrough of the data levels, tool tiers, and what to do if something goes wrong is enough for most staff.</w:t>
+            </w:r>
+          </w:p>
+        </w:tc>
+      </w:tr>
+    </w:tbl>
     <w:p>
       <w:pPr>
-        <w:spacing w:before="120" w:after="120"/>
-        <w:ind w:left="360"/>
-      </w:pPr>
-      <w:r>
-        <w:rPr>
-          <w:rFonts w:ascii="Arial" w:hAnsi="Arial"/>
-          <w:b w:val="0"/>
-          <w:i/>
-          <w:color w:val="666666"/>
-          <w:sz w:val="20"/>
-        </w:rPr>
-      </w:r>
-      <w:r>
-        <w:rPr>
-          <w:rFonts w:ascii="Arial" w:hAnsi="Arial"/>
-          <w:b/>
-          <w:i w:val="0"/>
-          <w:color w:val="666666"/>
-          <w:sz w:val="20"/>
-        </w:rPr>
-        <w:t>Companies:</w:t>
-      </w:r>
-      <w:r>
-        <w:rPr>
-          <w:rFonts w:ascii="Arial" w:hAnsi="Arial"/>
-          <w:b w:val="0"/>
-          <w:i/>
-          <w:color w:val="666666"/>
-          <w:sz w:val="20"/>
-        </w:rPr>
-        <w:t xml:space="preserve"> Consider requiring a short training session on this policy and your approved AI tools before giving staff access to Tier 1 or Tier 2 tools. An annual re-acknowledgment of this policy is a good idea. Training doesn't need to be complicated — a 30-minute walkthrough of the data levels, tool tiers, and what to do if something goes wrong is enough for most staff.</w:t>
-      </w:r>
+        <w:spacing w:before="40" w:after="40"/>
+      </w:pPr>
     </w:p>
     <w:p>
       <w:pPr>

--- a/policies/general/AI-Acceptable-Use-Policy.docx
+++ b/policies/general/AI-Acceptable-Use-Policy.docx
@@ -497,7 +497,7 @@
         <w:pStyle w:val="Heading3"/>
       </w:pPr>
       <w:r>
-        <w:t>Tier 1 — Pre-Approved (IT-managed, enterprise protections confirmed)</w:t>
+        <w:t>Tier 1 Pre-Approved (IT-managed, enterprise protections confirmed)</w:t>
       </w:r>
     </w:p>
     <w:p>
@@ -886,7 +886,7 @@
         <w:pStyle w:val="Heading3"/>
       </w:pPr>
       <w:r>
-        <w:t>Tier 2 — Approved with Restrictions (enterprise protections confirmed, requires IT setup)</w:t>
+        <w:t>Tier 2 Approved with Restrictions (enterprise protections confirmed, requires IT setup)</w:t>
       </w:r>
     </w:p>
     <w:p>
@@ -1216,7 +1216,7 @@
         <w:pStyle w:val="Heading3"/>
       </w:pPr>
       <w:r>
-        <w:t>Tier 3 — Approved for General Knowledge Only (No ZDR or unverified)</w:t>
+        <w:t>Tier 3 Approved for General Knowledge Only (No ZDR or unverified)</w:t>
       </w:r>
     </w:p>
     <w:p>
@@ -1274,7 +1274,7 @@
         <w:pStyle w:val="Heading3"/>
       </w:pPr>
       <w:r>
-        <w:t>Tier 4 — Prohibited</w:t>
+        <w:t>Tier 4 Prohibited</w:t>
       </w:r>
     </w:p>
     <w:p>
@@ -1563,7 +1563,7 @@
         <w:pStyle w:val="Heading3"/>
       </w:pPr>
       <w:r>
-        <w:t>Level 1 — Public / General Knowledge</w:t>
+        <w:t>Level 1 Public / General Knowledge</w:t>
       </w:r>
     </w:p>
     <w:p>
@@ -1635,7 +1635,7 @@
         <w:pStyle w:val="Heading3"/>
       </w:pPr>
       <w:r>
-        <w:t>Level 2 — Internal / Low Sensitivity</w:t>
+        <w:t>Level 2 Internal / Low Sensitivity</w:t>
       </w:r>
     </w:p>
     <w:p>
@@ -1707,7 +1707,7 @@
         <w:pStyle w:val="Heading3"/>
       </w:pPr>
       <w:r>
-        <w:t>Level 3 — Confidential / Client Data</w:t>
+        <w:t>Level 3 Confidential / Client Data</w:t>
       </w:r>
     </w:p>
     <w:p>
@@ -1779,7 +1779,7 @@
         <w:pStyle w:val="Heading3"/>
       </w:pPr>
       <w:r>
-        <w:t>Level 4 — Restricted</w:t>
+        <w:t>Level 4 Restricted</w:t>
       </w:r>
     </w:p>
     <w:p>
@@ -1867,7 +1867,7 @@
         <w:pStyle w:val="Heading3"/>
       </w:pPr>
       <w:r>
-        <w:t>7.1 — Professional Review of AI-Generated Output</w:t>
+        <w:t>7.1 Professional Review of AI-Generated Output</w:t>
       </w:r>
     </w:p>
     <w:p>
@@ -2163,7 +2163,7 @@
         <w:pStyle w:val="Heading3"/>
       </w:pPr>
       <w:r>
-        <w:t>7.2 — Disclosure and Transparency</w:t>
+        <w:t>7.2 Disclosure and Transparency</w:t>
       </w:r>
     </w:p>
     <w:p>
@@ -2219,7 +2219,7 @@
         <w:pStyle w:val="Heading3"/>
       </w:pPr>
       <w:r>
-        <w:t>7.3 — Intellectual Property and Copyright</w:t>
+        <w:t>7.3 Intellectual Property and Copyright</w:t>
       </w:r>
     </w:p>
     <w:p>
@@ -2275,7 +2275,7 @@
         <w:pStyle w:val="Heading3"/>
       </w:pPr>
       <w:r>
-        <w:t>7.4 — AI for Code and Technical Work</w:t>
+        <w:t>7.4 AI for Code and Technical Work</w:t>
       </w:r>
     </w:p>
     <w:p>
@@ -2298,7 +2298,7 @@
         <w:pStyle w:val="Heading3"/>
       </w:pPr>
       <w:r>
-        <w:t>7.5 — Data Minimization</w:t>
+        <w:t>7.5 Data Minimization</w:t>
       </w:r>
     </w:p>
     <w:p>
@@ -2321,7 +2321,7 @@
         <w:pStyle w:val="Heading3"/>
       </w:pPr>
       <w:r>
-        <w:t>7.6 — Records Retention and Discoverability</w:t>
+        <w:t>7.6 Records Retention and Discoverability</w:t>
       </w:r>
     </w:p>
     <w:p>
@@ -2344,7 +2344,7 @@
         <w:pStyle w:val="Heading3"/>
       </w:pPr>
       <w:r>
-        <w:t>7.7 — Output Storage</w:t>
+        <w:t>7.7 Output Storage</w:t>
       </w:r>
     </w:p>
     <w:p>
@@ -2367,7 +2367,7 @@
         <w:pStyle w:val="Heading3"/>
       </w:pPr>
       <w:r>
-        <w:t>7.8 — AI in Client Communications</w:t>
+        <w:t>7.8 AI in Client Communications</w:t>
       </w:r>
     </w:p>
     <w:p>
